--- a/content-src/docx/R S 2026 07 04 The Anniversary.docx
+++ b/content-src/docx/R S 2026 07 04 The Anniversary.docx
@@ -68,6 +68,11 @@
           <w:color w:val="121212"/>
         </w:rPr>
         <w:t>&lt;/details&gt;</w:t>
+      </w:r>
+    </w:p>
+    <w:p>
+      <w:r>
+        <w:t xml:space="preserve">&lt;category&gt;fiction&lt;/category&gt;</w:t>
       </w:r>
     </w:p>
     <w:p>
